--- a/نهم/نهم -  ۱/نهم 1 - 10 نمره.docx
+++ b/نهم/نهم -  ۱/نهم 1 - 10 نمره.docx
@@ -5,7 +5,7 @@
     <w:p>
       <w:pPr>
         <w:rPr>
-          <w:rFonts w:ascii="Vazirmatn" w:hAnsi="Vazirmatn" w:hint="cs"/>
+          <w:rFonts w:ascii="Vazirmatn" w:hAnsi="Vazirmatn"/>
           <w:sz w:val="2"/>
           <w:szCs w:val="2"/>
           <w:rtl/>
@@ -237,10 +237,10 @@
                   <v:path o:extrusionok="f" gradientshapeok="t" o:connecttype="rect"/>
                   <o:lock v:ext="edit" aspectratio="t"/>
                 </v:shapetype>
-                <v:shape id="_x0000_i2097" type="#_x0000_t75" style="width:38.05pt;height:14.9pt" o:ole="">
+                <v:shape id="_x0000_i1025" type="#_x0000_t75" style="width:38.25pt;height:15pt" o:ole="">
                   <v:imagedata r:id="rId8" o:title=""/>
                 </v:shape>
-                <o:OLEObject Type="Embed" ProgID="Equation.DSMT4" ShapeID="_x0000_i2097" DrawAspect="Content" ObjectID="_1822065779" r:id="rId9"/>
+                <o:OLEObject Type="Embed" ProgID="Equation.DSMT4" ShapeID="_x0000_i1025" DrawAspect="Content" ObjectID="_1827952944" r:id="rId9"/>
               </w:object>
             </w:r>
             <w:r>
@@ -263,10 +263,10 @@
                 <w:lang w:bidi="fa-IR"/>
               </w:rPr>
               <w:object w:dxaOrig="1219" w:dyaOrig="320" w14:anchorId="3A926027">
-                <v:shape id="_x0000_i2098" type="#_x0000_t75" style="width:61.25pt;height:15.7pt" o:ole="">
+                <v:shape id="_x0000_i1026" type="#_x0000_t75" style="width:61.5pt;height:15.75pt" o:ole="">
                   <v:imagedata r:id="rId10" o:title=""/>
                 </v:shape>
-                <o:OLEObject Type="Embed" ProgID="Equation.DSMT4" ShapeID="_x0000_i2098" DrawAspect="Content" ObjectID="_1822065780" r:id="rId11"/>
+                <o:OLEObject Type="Embed" ProgID="Equation.DSMT4" ShapeID="_x0000_i1026" DrawAspect="Content" ObjectID="_1827952945" r:id="rId11"/>
               </w:object>
             </w:r>
             <w:r>
@@ -332,8 +332,10 @@
                 <w:rFonts w:hint="cs"/>
                 <w:rtl/>
               </w:rPr>
-              <w:t xml:space="preserve">(    </w:t>
-            </w:r>
+              <w:t xml:space="preserve">(   </w:t>
+            </w:r>
+            <w:bookmarkStart w:id="0" w:name="_GoBack"/>
+            <w:bookmarkEnd w:id="0"/>
             <w:r>
               <w:rPr>
                 <w:rFonts w:hint="cs"/>
@@ -579,10 +581,10 @@
                 <w:position w:val="-12"/>
               </w:rPr>
               <w:object w:dxaOrig="1780" w:dyaOrig="440" w14:anchorId="180F3F90">
-                <v:shape id="_x0000_i2126" type="#_x0000_t75" style="width:84.4pt;height:22.35pt" o:ole="">
+                <v:shape id="_x0000_i1027" type="#_x0000_t75" style="width:84pt;height:22.5pt" o:ole="">
                   <v:imagedata r:id="rId12" o:title=""/>
                 </v:shape>
-                <o:OLEObject Type="Embed" ProgID="Equation.DSMT4" ShapeID="_x0000_i2126" DrawAspect="Content" ObjectID="_1822065781" r:id="rId13"/>
+                <o:OLEObject Type="Embed" ProgID="Equation.DSMT4" ShapeID="_x0000_i1027" DrawAspect="Content" ObjectID="_1827952946" r:id="rId13"/>
               </w:object>
             </w:r>
             <w:r>
@@ -762,10 +764,10 @@
                 <w:lang w:bidi="fa-IR"/>
               </w:rPr>
               <w:object w:dxaOrig="2280" w:dyaOrig="360" w14:anchorId="6FF329BB">
-                <v:shape id="_x0000_i2108" type="#_x0000_t75" style="width:120.85pt;height:18.2pt" o:ole="">
+                <v:shape id="_x0000_i1028" type="#_x0000_t75" style="width:120.75pt;height:18pt" o:ole="">
                   <v:imagedata r:id="rId14" o:title=""/>
                 </v:shape>
-                <o:OLEObject Type="Embed" ProgID="Equation.DSMT4" ShapeID="_x0000_i2108" DrawAspect="Content" ObjectID="_1822065782" r:id="rId15"/>
+                <o:OLEObject Type="Embed" ProgID="Equation.DSMT4" ShapeID="_x0000_i1028" DrawAspect="Content" ObjectID="_1827952947" r:id="rId15"/>
               </w:object>
             </w:r>
             <w:r>
@@ -862,7 +864,6 @@
                 <w:p>
                   <w:pPr>
                     <w:rPr>
-                      <w:rFonts w:hint="cs"/>
                       <w:sz w:val="22"/>
                       <w:szCs w:val="22"/>
                       <w:rtl/>
@@ -911,7 +912,6 @@
           <w:p>
             <w:pPr>
               <w:rPr>
-                <w:rFonts w:hint="cs"/>
                 <w:b w:val="0"/>
                 <w:bCs w:val="0"/>
                 <w:rtl/>
@@ -962,7 +962,6 @@
                 <w:p>
                   <w:pPr>
                     <w:rPr>
-                      <w:rFonts w:hint="cs"/>
                       <w:sz w:val="22"/>
                       <w:szCs w:val="22"/>
                       <w:rtl/>
@@ -987,10 +986,10 @@
                       <w:szCs w:val="22"/>
                     </w:rPr>
                     <w:object w:dxaOrig="1219" w:dyaOrig="340" w14:anchorId="5E94E01F">
-                      <v:shape id="_x0000_i2100" type="#_x0000_t75" style="width:51.3pt;height:14.05pt" o:ole="">
+                      <v:shape id="_x0000_i1029" type="#_x0000_t75" style="width:51pt;height:14.25pt" o:ole="">
                         <v:imagedata r:id="rId16" o:title=""/>
                       </v:shape>
-                      <o:OLEObject Type="Embed" ProgID="Equation.DSMT4" ShapeID="_x0000_i2100" DrawAspect="Content" ObjectID="_1822065783" r:id="rId17"/>
+                      <o:OLEObject Type="Embed" ProgID="Equation.DSMT4" ShapeID="_x0000_i1029" DrawAspect="Content" ObjectID="_1827952948" r:id="rId17"/>
                     </w:object>
                   </w:r>
                 </w:p>
@@ -1026,10 +1025,10 @@
                       <w:szCs w:val="22"/>
                     </w:rPr>
                     <w:object w:dxaOrig="1380" w:dyaOrig="360" w14:anchorId="1066E267">
-                      <v:shape id="_x0000_i2101" type="#_x0000_t75" style="width:61.25pt;height:14.9pt" o:ole="">
+                      <v:shape id="_x0000_i1030" type="#_x0000_t75" style="width:61.5pt;height:15pt" o:ole="">
                         <v:imagedata r:id="rId18" o:title=""/>
                       </v:shape>
-                      <o:OLEObject Type="Embed" ProgID="Equation.DSMT4" ShapeID="_x0000_i2101" DrawAspect="Content" ObjectID="_1822065784" r:id="rId19"/>
+                      <o:OLEObject Type="Embed" ProgID="Equation.DSMT4" ShapeID="_x0000_i1030" DrawAspect="Content" ObjectID="_1827952949" r:id="rId19"/>
                     </w:object>
                   </w:r>
                 </w:p>
@@ -1065,10 +1064,10 @@
                       <w:szCs w:val="22"/>
                     </w:rPr>
                     <w:object w:dxaOrig="1380" w:dyaOrig="360" w14:anchorId="5608346D">
-                      <v:shape id="_x0000_i2102" type="#_x0000_t75" style="width:59.6pt;height:14.9pt" o:ole="">
+                      <v:shape id="_x0000_i1031" type="#_x0000_t75" style="width:59.25pt;height:15pt" o:ole="">
                         <v:imagedata r:id="rId20" o:title=""/>
                       </v:shape>
-                      <o:OLEObject Type="Embed" ProgID="Equation.DSMT4" ShapeID="_x0000_i2102" DrawAspect="Content" ObjectID="_1822065785" r:id="rId21"/>
+                      <o:OLEObject Type="Embed" ProgID="Equation.DSMT4" ShapeID="_x0000_i1031" DrawAspect="Content" ObjectID="_1827952950" r:id="rId21"/>
                     </w:object>
                   </w:r>
                 </w:p>
@@ -1080,7 +1079,6 @@
                 <w:p>
                   <w:pPr>
                     <w:rPr>
-                      <w:rFonts w:hint="cs"/>
                       <w:sz w:val="22"/>
                       <w:szCs w:val="22"/>
                       <w:rtl/>
@@ -1105,10 +1103,10 @@
                       <w:szCs w:val="22"/>
                     </w:rPr>
                     <w:object w:dxaOrig="820" w:dyaOrig="340" w14:anchorId="13D01D7B">
-                      <v:shape id="_x0000_i2109" type="#_x0000_t75" style="width:40.55pt;height:14.9pt" o:ole="">
+                      <v:shape id="_x0000_i1032" type="#_x0000_t75" style="width:40.5pt;height:15pt" o:ole="">
                         <v:imagedata r:id="rId22" o:title=""/>
                       </v:shape>
-                      <o:OLEObject Type="Embed" ProgID="Equation.DSMT4" ShapeID="_x0000_i2109" DrawAspect="Content" ObjectID="_1822065786" r:id="rId23"/>
+                      <o:OLEObject Type="Embed" ProgID="Equation.DSMT4" ShapeID="_x0000_i1032" DrawAspect="Content" ObjectID="_1827952951" r:id="rId23"/>
                     </w:object>
                   </w:r>
                 </w:p>
@@ -1118,7 +1116,6 @@
           <w:p>
             <w:pPr>
               <w:rPr>
-                <w:rFonts w:hint="cs"/>
                 <w:rtl/>
                 <w:lang w:bidi="fa-IR"/>
               </w:rPr>
@@ -1237,7 +1234,6 @@
                 <w:p>
                   <w:pPr>
                     <w:rPr>
-                      <w:rFonts w:hint="cs"/>
                       <w:sz w:val="22"/>
                       <w:szCs w:val="22"/>
                       <w:rtl/>
@@ -1261,7 +1257,6 @@
           <w:p>
             <w:pPr>
               <w:rPr>
-                <w:rFonts w:hint="cs"/>
                 <w:rtl/>
                 <w:lang w:bidi="fa-IR"/>
               </w:rPr>
@@ -1286,10 +1281,10 @@
                 <w:position w:val="-12"/>
               </w:rPr>
               <w:object w:dxaOrig="1520" w:dyaOrig="360" w14:anchorId="3207B008">
-                <v:shape id="_x0000_i2103" type="#_x0000_t75" style="width:76.15pt;height:19.05pt" o:ole="">
+                <v:shape id="_x0000_i1033" type="#_x0000_t75" style="width:76.5pt;height:18.75pt" o:ole="">
                   <v:imagedata r:id="rId24" o:title=""/>
                 </v:shape>
-                <o:OLEObject Type="Embed" ProgID="Equation.DSMT4" ShapeID="_x0000_i2103" DrawAspect="Content" ObjectID="_1822065787" r:id="rId25"/>
+                <o:OLEObject Type="Embed" ProgID="Equation.DSMT4" ShapeID="_x0000_i1033" DrawAspect="Content" ObjectID="_1827952952" r:id="rId25"/>
               </w:object>
             </w:r>
             <w:r>
@@ -1329,7 +1324,6 @@
                 <w:p>
                   <w:pPr>
                     <w:rPr>
-                      <w:rFonts w:hint="cs"/>
                       <w:sz w:val="22"/>
                       <w:szCs w:val="22"/>
                       <w:rtl/>
@@ -1354,10 +1348,10 @@
                       <w:szCs w:val="22"/>
                     </w:rPr>
                     <w:object w:dxaOrig="620" w:dyaOrig="320" w14:anchorId="6BF8ED28">
-                      <v:shape id="_x0000_i2104" type="#_x0000_t75" style="width:31.45pt;height:16.55pt" o:ole="">
+                      <v:shape id="_x0000_i1034" type="#_x0000_t75" style="width:31.5pt;height:16.5pt" o:ole="">
                         <v:imagedata r:id="rId26" o:title=""/>
                       </v:shape>
-                      <o:OLEObject Type="Embed" ProgID="Equation.DSMT4" ShapeID="_x0000_i2104" DrawAspect="Content" ObjectID="_1822065788" r:id="rId27"/>
+                      <o:OLEObject Type="Embed" ProgID="Equation.DSMT4" ShapeID="_x0000_i1034" DrawAspect="Content" ObjectID="_1827952953" r:id="rId27"/>
                     </w:object>
                   </w:r>
                 </w:p>
@@ -1393,10 +1387,10 @@
                       <w:szCs w:val="22"/>
                     </w:rPr>
                     <w:object w:dxaOrig="1080" w:dyaOrig="360" w14:anchorId="47AF17F5">
-                      <v:shape id="_x0000_i2107" type="#_x0000_t75" style="width:54.6pt;height:18.2pt" o:ole="">
+                      <v:shape id="_x0000_i1035" type="#_x0000_t75" style="width:54.75pt;height:18pt" o:ole="">
                         <v:imagedata r:id="rId28" o:title=""/>
                       </v:shape>
-                      <o:OLEObject Type="Embed" ProgID="Equation.DSMT4" ShapeID="_x0000_i2107" DrawAspect="Content" ObjectID="_1822065789" r:id="rId29"/>
+                      <o:OLEObject Type="Embed" ProgID="Equation.DSMT4" ShapeID="_x0000_i1035" DrawAspect="Content" ObjectID="_1827952954" r:id="rId29"/>
                     </w:object>
                   </w:r>
                 </w:p>
@@ -1432,10 +1426,10 @@
                       <w:szCs w:val="22"/>
                     </w:rPr>
                     <w:object w:dxaOrig="680" w:dyaOrig="300" w14:anchorId="2336F8BC">
-                      <v:shape id="_x0000_i2105" type="#_x0000_t75" style="width:34.75pt;height:14.9pt" o:ole="">
+                      <v:shape id="_x0000_i1036" type="#_x0000_t75" style="width:34.5pt;height:15pt" o:ole="">
                         <v:imagedata r:id="rId30" o:title=""/>
                       </v:shape>
-                      <o:OLEObject Type="Embed" ProgID="Equation.DSMT4" ShapeID="_x0000_i2105" DrawAspect="Content" ObjectID="_1822065790" r:id="rId31"/>
+                      <o:OLEObject Type="Embed" ProgID="Equation.DSMT4" ShapeID="_x0000_i1036" DrawAspect="Content" ObjectID="_1827952955" r:id="rId31"/>
                     </w:object>
                   </w:r>
                 </w:p>
@@ -1471,10 +1465,10 @@
                       <w:szCs w:val="22"/>
                     </w:rPr>
                     <w:object w:dxaOrig="680" w:dyaOrig="320" w14:anchorId="0EF0F8E6">
-                      <v:shape id="_x0000_i2106" type="#_x0000_t75" style="width:34.75pt;height:16.55pt" o:ole="">
+                      <v:shape id="_x0000_i1037" type="#_x0000_t75" style="width:34.5pt;height:16.5pt" o:ole="">
                         <v:imagedata r:id="rId32" o:title=""/>
                       </v:shape>
-                      <o:OLEObject Type="Embed" ProgID="Equation.DSMT4" ShapeID="_x0000_i2106" DrawAspect="Content" ObjectID="_1822065791" r:id="rId33"/>
+                      <o:OLEObject Type="Embed" ProgID="Equation.DSMT4" ShapeID="_x0000_i1037" DrawAspect="Content" ObjectID="_1827952956" r:id="rId33"/>
                     </w:object>
                   </w:r>
                 </w:p>
@@ -1486,7 +1480,6 @@
               <w:pStyle w:val="ListParagraph"/>
               <w:ind w:left="360"/>
               <w:rPr>
-                <w:rFonts w:hint="cs"/>
                 <w:rtl/>
               </w:rPr>
             </w:pPr>
@@ -1501,7 +1494,7 @@
             <w:pPr>
               <w:jc w:val="center"/>
               <w:rPr>
-                <w:rFonts w:ascii="Vazirmatn" w:hAnsi="Vazirmatn" w:hint="cs"/>
+                <w:rFonts w:ascii="Vazirmatn" w:hAnsi="Vazirmatn"/>
                 <w:rtl/>
                 <w:lang w:bidi="fa-IR"/>
               </w:rPr>
@@ -1552,10 +1545,10 @@
                 <w:position w:val="-12"/>
               </w:rPr>
               <w:object w:dxaOrig="1620" w:dyaOrig="360" w14:anchorId="24A7AD86">
-                <v:shape id="_x0000_i2110" type="#_x0000_t75" style="width:80.3pt;height:19.05pt" o:ole="">
+                <v:shape id="_x0000_i1038" type="#_x0000_t75" style="width:80.25pt;height:18.75pt" o:ole="">
                   <v:imagedata r:id="rId34" o:title=""/>
                 </v:shape>
-                <o:OLEObject Type="Embed" ProgID="Equation.DSMT4" ShapeID="_x0000_i2110" DrawAspect="Content" ObjectID="_1822065792" r:id="rId35"/>
+                <o:OLEObject Type="Embed" ProgID="Equation.DSMT4" ShapeID="_x0000_i1038" DrawAspect="Content" ObjectID="_1827952957" r:id="rId35"/>
               </w:object>
             </w:r>
             <w:r>
@@ -1572,10 +1565,10 @@
                 <w:lang w:bidi="fa-IR"/>
               </w:rPr>
               <w:object w:dxaOrig="1240" w:dyaOrig="360" w14:anchorId="4FB8B2C3">
-                <v:shape id="_x0000_i2111" type="#_x0000_t75" style="width:62.05pt;height:19.05pt" o:ole="">
+                <v:shape id="_x0000_i1039" type="#_x0000_t75" style="width:62.25pt;height:18.75pt" o:ole="">
                   <v:imagedata r:id="rId36" o:title=""/>
                 </v:shape>
-                <o:OLEObject Type="Embed" ProgID="Equation.DSMT4" ShapeID="_x0000_i2111" DrawAspect="Content" ObjectID="_1822065793" r:id="rId37"/>
+                <o:OLEObject Type="Embed" ProgID="Equation.DSMT4" ShapeID="_x0000_i1039" DrawAspect="Content" ObjectID="_1827952958" r:id="rId37"/>
               </w:object>
             </w:r>
             <w:r>
@@ -1598,10 +1591,10 @@
                 <w:position w:val="-12"/>
               </w:rPr>
               <w:object w:dxaOrig="1359" w:dyaOrig="360" w14:anchorId="7BAECECF">
-                <v:shape id="_x0000_i2112" type="#_x0000_t75" style="width:67.05pt;height:19.05pt" o:ole="">
+                <v:shape id="_x0000_i1040" type="#_x0000_t75" style="width:66.75pt;height:18.75pt" o:ole="">
                   <v:imagedata r:id="rId38" o:title=""/>
                 </v:shape>
-                <o:OLEObject Type="Embed" ProgID="Equation.DSMT4" ShapeID="_x0000_i2112" DrawAspect="Content" ObjectID="_1822065794" r:id="rId39"/>
+                <o:OLEObject Type="Embed" ProgID="Equation.DSMT4" ShapeID="_x0000_i1040" DrawAspect="Content" ObjectID="_1827952959" r:id="rId39"/>
               </w:object>
             </w:r>
             <w:r>
@@ -1637,9 +1630,9 @@
               <w:tblLook w:val="0600" w:firstRow="0" w:lastRow="0" w:firstColumn="0" w:lastColumn="0" w:noHBand="1" w:noVBand="1"/>
             </w:tblPr>
             <w:tblGrid>
-              <w:gridCol w:w="3147"/>
-              <w:gridCol w:w="3696"/>
-              <w:gridCol w:w="3162"/>
+              <w:gridCol w:w="3149"/>
+              <w:gridCol w:w="3693"/>
+              <w:gridCol w:w="3163"/>
             </w:tblGrid>
             <w:tr>
               <w:tc>
@@ -1662,10 +1655,10 @@
                       <w:lang w:bidi="fa-IR"/>
                     </w:rPr>
                     <w:object w:dxaOrig="1760" w:dyaOrig="380" w14:anchorId="7C40D195">
-                      <v:shape id="_x0000_i2114" type="#_x0000_t75" style="width:91.05pt;height:19.85pt" o:ole="">
+                      <v:shape id="_x0000_i1041" type="#_x0000_t75" style="width:90.75pt;height:19.5pt" o:ole="">
                         <v:imagedata r:id="rId40" o:title=""/>
                       </v:shape>
-                      <o:OLEObject Type="Embed" ProgID="Equation.DSMT4" ShapeID="_x0000_i2114" DrawAspect="Content" ObjectID="_1822065795" r:id="rId41"/>
+                      <o:OLEObject Type="Embed" ProgID="Equation.DSMT4" ShapeID="_x0000_i1041" DrawAspect="Content" ObjectID="_1827952960" r:id="rId41"/>
                     </w:object>
                   </w:r>
                 </w:p>
@@ -1691,10 +1684,10 @@
                       <w:lang w:bidi="fa-IR"/>
                     </w:rPr>
                     <w:object w:dxaOrig="3240" w:dyaOrig="380" w14:anchorId="5DB54108">
-                      <v:shape id="_x0000_i2113" type="#_x0000_t75" style="width:173.8pt;height:20.7pt" o:ole="">
+                      <v:shape id="_x0000_i1042" type="#_x0000_t75" style="width:174pt;height:21pt" o:ole="">
                         <v:imagedata r:id="rId42" o:title=""/>
                       </v:shape>
-                      <o:OLEObject Type="Embed" ProgID="Equation.DSMT4" ShapeID="_x0000_i2113" DrawAspect="Content" ObjectID="_1822065796" r:id="rId43"/>
+                      <o:OLEObject Type="Embed" ProgID="Equation.DSMT4" ShapeID="_x0000_i1042" DrawAspect="Content" ObjectID="_1827952961" r:id="rId43"/>
                     </w:object>
                   </w:r>
                 </w:p>
@@ -1720,10 +1713,10 @@
                       <w:lang w:bidi="fa-IR"/>
                     </w:rPr>
                     <w:object w:dxaOrig="1800" w:dyaOrig="380" w14:anchorId="0D8CAC25">
-                      <v:shape id="_x0000_i2115" type="#_x0000_t75" style="width:96pt;height:20.7pt" o:ole="">
+                      <v:shape id="_x0000_i1043" type="#_x0000_t75" style="width:96pt;height:21pt" o:ole="">
                         <v:imagedata r:id="rId44" o:title=""/>
                       </v:shape>
-                      <o:OLEObject Type="Embed" ProgID="Equation.DSMT4" ShapeID="_x0000_i2115" DrawAspect="Content" ObjectID="_1822065797" r:id="rId45"/>
+                      <o:OLEObject Type="Embed" ProgID="Equation.DSMT4" ShapeID="_x0000_i1043" DrawAspect="Content" ObjectID="_1827952962" r:id="rId45"/>
                     </w:object>
                   </w:r>
                 </w:p>
@@ -1901,10 +1894,10 @@
                 <w:lang w:bidi="fa-IR"/>
               </w:rPr>
               <w:object w:dxaOrig="2540" w:dyaOrig="380" w14:anchorId="682F681D">
-                <v:shape id="_x0000_i2254" type="#_x0000_t75" style="width:133.25pt;height:20.7pt" o:ole="">
+                <v:shape id="_x0000_i1044" type="#_x0000_t75" style="width:133.5pt;height:21pt" o:ole="">
                   <v:imagedata r:id="rId47" o:title=""/>
                 </v:shape>
-                <o:OLEObject Type="Embed" ProgID="Equation.DSMT4" ShapeID="_x0000_i2254" DrawAspect="Content" ObjectID="_1822065798" r:id="rId48"/>
+                <o:OLEObject Type="Embed" ProgID="Equation.DSMT4" ShapeID="_x0000_i1044" DrawAspect="Content" ObjectID="_1827952963" r:id="rId48"/>
               </w:object>
             </w:r>
             <w:r>
@@ -1921,10 +1914,10 @@
                 <w:lang w:bidi="fa-IR"/>
               </w:rPr>
               <w:object w:dxaOrig="2020" w:dyaOrig="380" w14:anchorId="092AA01B">
-                <v:shape id="_x0000_i2255" type="#_x0000_t75" style="width:106.75pt;height:20.7pt" o:ole="">
+                <v:shape id="_x0000_i1045" type="#_x0000_t75" style="width:106.5pt;height:21pt" o:ole="">
                   <v:imagedata r:id="rId49" o:title=""/>
                 </v:shape>
-                <o:OLEObject Type="Embed" ProgID="Equation.DSMT4" ShapeID="_x0000_i2255" DrawAspect="Content" ObjectID="_1822065799" r:id="rId50"/>
+                <o:OLEObject Type="Embed" ProgID="Equation.DSMT4" ShapeID="_x0000_i1045" DrawAspect="Content" ObjectID="_1827952964" r:id="rId50"/>
               </w:object>
             </w:r>
           </w:p>
@@ -1933,7 +1926,7 @@
               <w:pStyle w:val="ListParagraph"/>
               <w:ind w:left="360"/>
               <w:rPr>
-                <w:rFonts w:ascii="Vazirmatn" w:hAnsi="Vazirmatn" w:hint="cs"/>
+                <w:rFonts w:ascii="Vazirmatn" w:hAnsi="Vazirmatn"/>
                 <w:sz w:val="10"/>
                 <w:szCs w:val="10"/>
                 <w:rtl/>
@@ -1946,7 +1939,7 @@
               <w:pStyle w:val="ListParagraph"/>
               <w:ind w:left="360"/>
               <w:rPr>
-                <w:rFonts w:ascii="Vazirmatn" w:hAnsi="Vazirmatn" w:hint="cs"/>
+                <w:rFonts w:ascii="Vazirmatn" w:hAnsi="Vazirmatn"/>
                 <w:rtl/>
                 <w:lang w:bidi="fa-IR"/>
               </w:rPr>
@@ -1989,10 +1982,10 @@
                 <w:lang w:bidi="fa-IR"/>
               </w:rPr>
               <w:object w:dxaOrig="2520" w:dyaOrig="380" w14:anchorId="0B7733FE">
-                <v:shape id="_x0000_i2256" type="#_x0000_t75" style="width:131.6pt;height:20.7pt" o:ole="">
+                <v:shape id="_x0000_i1046" type="#_x0000_t75" style="width:131.25pt;height:21pt" o:ole="">
                   <v:imagedata r:id="rId51" o:title=""/>
                 </v:shape>
-                <o:OLEObject Type="Embed" ProgID="Equation.DSMT4" ShapeID="_x0000_i2256" DrawAspect="Content" ObjectID="_1822065800" r:id="rId52"/>
+                <o:OLEObject Type="Embed" ProgID="Equation.DSMT4" ShapeID="_x0000_i1046" DrawAspect="Content" ObjectID="_1827952965" r:id="rId52"/>
               </w:object>
             </w:r>
           </w:p>
@@ -2083,10 +2076,10 @@
                 <w:position w:val="-16"/>
               </w:rPr>
               <w:object w:dxaOrig="3680" w:dyaOrig="480" w14:anchorId="05EE01F5">
-                <v:shape id="_x0000_i2152" type="#_x0000_t75" style="width:177.1pt;height:23.15pt" o:ole="">
+                <v:shape id="_x0000_i1047" type="#_x0000_t75" style="width:177pt;height:23.25pt" o:ole="">
                   <v:imagedata r:id="rId53" o:title=""/>
                 </v:shape>
-                <o:OLEObject Type="Embed" ProgID="Equation.DSMT4" ShapeID="_x0000_i2152" DrawAspect="Content" ObjectID="_1822065801" r:id="rId54"/>
+                <o:OLEObject Type="Embed" ProgID="Equation.DSMT4" ShapeID="_x0000_i1047" DrawAspect="Content" ObjectID="_1827952966" r:id="rId54"/>
               </w:object>
             </w:r>
             <w:r>
@@ -2142,10 +2135,10 @@
                 <w:position w:val="-14"/>
               </w:rPr>
               <w:object w:dxaOrig="2640" w:dyaOrig="440" w14:anchorId="2FE7CA87">
-                <v:shape id="_x0000_i2155" type="#_x0000_t75" style="width:119.15pt;height:20.7pt" o:ole="">
+                <v:shape id="_x0000_i1048" type="#_x0000_t75" style="width:119.25pt;height:21pt" o:ole="">
                   <v:imagedata r:id="rId55" o:title=""/>
                 </v:shape>
-                <o:OLEObject Type="Embed" ProgID="Equation.DSMT4" ShapeID="_x0000_i2155" DrawAspect="Content" ObjectID="_1822065802" r:id="rId56"/>
+                <o:OLEObject Type="Embed" ProgID="Equation.DSMT4" ShapeID="_x0000_i1048" DrawAspect="Content" ObjectID="_1827952967" r:id="rId56"/>
               </w:object>
             </w:r>
             <w:r>
@@ -2219,7 +2212,6 @@
               <w:spacing w:line="276" w:lineRule="auto"/>
               <w:jc w:val="center"/>
               <w:rPr>
-                <w:rFonts w:hint="cs"/>
                 <w:i/>
                 <w:noProof/>
                 <w:rtl/>
@@ -2335,7 +2327,6 @@
                                     <w:p>
                                       <w:pPr>
                                         <w:rPr>
-                                          <w:rFonts w:hint="cs"/>
                                           <w:sz w:val="16"/>
                                           <w:szCs w:val="16"/>
                                           <w:rtl/>
@@ -2515,10 +2506,10 @@
                 <w:position w:val="-12"/>
               </w:rPr>
               <w:object w:dxaOrig="4599" w:dyaOrig="440" w14:anchorId="0C80860B">
-                <v:shape id="_x0000_i2224" type="#_x0000_t75" style="width:231.7pt;height:22.35pt" o:ole="">
+                <v:shape id="_x0000_i1049" type="#_x0000_t75" style="width:231.75pt;height:22.5pt" o:ole="">
                   <v:imagedata r:id="rId57" o:title=""/>
                 </v:shape>
-                <o:OLEObject Type="Embed" ProgID="Equation.DSMT4" ShapeID="_x0000_i2224" DrawAspect="Content" ObjectID="_1822065803" r:id="rId58"/>
+                <o:OLEObject Type="Embed" ProgID="Equation.DSMT4" ShapeID="_x0000_i1049" DrawAspect="Content" ObjectID="_1827952968" r:id="rId58"/>
               </w:object>
             </w:r>
           </w:p>
@@ -2532,7 +2523,7 @@
             <w:pPr>
               <w:jc w:val="center"/>
               <w:rPr>
-                <w:rFonts w:ascii="Vazirmatn" w:hAnsi="Vazirmatn" w:hint="cs"/>
+                <w:rFonts w:ascii="Vazirmatn" w:hAnsi="Vazirmatn"/>
                 <w:rtl/>
                 <w:lang w:bidi="fa-IR"/>
               </w:rPr>
@@ -2721,7 +2712,7 @@
                     <w:spacing w:line="276" w:lineRule="auto"/>
                     <w:jc w:val="right"/>
                     <w:rPr>
-                      <w:rFonts w:ascii="Vazirmatn" w:hAnsi="Vazirmatn" w:hint="cs"/>
+                      <w:rFonts w:ascii="Vazirmatn" w:hAnsi="Vazirmatn"/>
                       <w:rtl/>
                       <w:lang w:bidi="fa-IR"/>
                     </w:rPr>
@@ -2756,10 +2747,10 @@
                       <w:lang w:bidi="fa-IR"/>
                     </w:rPr>
                     <w:object w:dxaOrig="760" w:dyaOrig="279" w14:anchorId="0D55FFBA">
-                      <v:shape id="_x0000_i2203" type="#_x0000_t75" style="width:44.7pt;height:15.7pt" o:ole="">
+                      <v:shape id="_x0000_i1050" type="#_x0000_t75" style="width:45pt;height:15.75pt" o:ole="">
                         <v:imagedata r:id="rId59" o:title=""/>
                       </v:shape>
-                      <o:OLEObject Type="Embed" ProgID="Equation.DSMT4" ShapeID="_x0000_i2203" DrawAspect="Content" ObjectID="_1822065804" r:id="rId60"/>
+                      <o:OLEObject Type="Embed" ProgID="Equation.DSMT4" ShapeID="_x0000_i1050" DrawAspect="Content" ObjectID="_1827952969" r:id="rId60"/>
                     </w:object>
                   </w:r>
                   <w:r>
@@ -3029,16 +3020,7 @@
                 <w:rFonts w:hint="cs"/>
                 <w:rtl/>
               </w:rPr>
-              <w:t>مهره</w:t>
-            </w:r>
-            <w:bookmarkStart w:id="0" w:name="_GoBack"/>
-            <w:bookmarkEnd w:id="0"/>
-            <w:r>
-              <w:rPr>
-                <w:rFonts w:hint="cs"/>
-                <w:rtl/>
-              </w:rPr>
-              <w:t xml:space="preserve"> به</w:t>
+              <w:t>مهره به</w:t>
             </w:r>
             <w:r>
               <w:rPr>
@@ -3246,21 +3228,7 @@
                 <w:rFonts w:ascii="Vazirmatn" w:hAnsi="Vazirmatn" w:hint="cs"/>
                 <w:rtl/>
               </w:rPr>
-              <w:t xml:space="preserve">الف- </w:t>
-            </w:r>
-            <w:r>
-              <w:rPr>
-                <w:rFonts w:ascii="Vazirmatn" w:hAnsi="Vazirmatn" w:hint="cs"/>
-                <w:rtl/>
-              </w:rPr>
-              <w:t>تاس اول عدد زوج و تاس دوم فرد ب</w:t>
-            </w:r>
-            <w:r>
-              <w:rPr>
-                <w:rFonts w:ascii="Vazirmatn" w:hAnsi="Vazirmatn" w:hint="cs"/>
-                <w:rtl/>
-              </w:rPr>
-              <w:t>یاید؟</w:t>
+              <w:t>الف- تاس اول عدد زوج و تاس دوم فرد بیاید؟</w:t>
             </w:r>
             <w:r>
               <w:rPr>
@@ -3296,7 +3264,6 @@
               <w:spacing w:line="276" w:lineRule="auto"/>
               <w:jc w:val="both"/>
               <w:rPr>
-                <w:rFonts w:hint="cs"/>
                 <w:rtl/>
               </w:rPr>
             </w:pPr>
@@ -3327,7 +3294,7 @@
             <w:pPr>
               <w:jc w:val="center"/>
               <w:rPr>
-                <w:rFonts w:ascii="Vazirmatn" w:hAnsi="Vazirmatn" w:hint="cs"/>
+                <w:rFonts w:ascii="Vazirmatn" w:hAnsi="Vazirmatn"/>
                 <w:rtl/>
                 <w:lang w:bidi="fa-IR"/>
               </w:rPr>
@@ -3537,7 +3504,7 @@
             <w:pPr>
               <w:jc w:val="both"/>
               <w:rPr>
-                <w:rFonts w:ascii="Vazirmatn" w:hAnsi="Vazirmatn" w:hint="cs"/>
+                <w:rFonts w:ascii="Vazirmatn" w:hAnsi="Vazirmatn"/>
                 <w:sz w:val="16"/>
                 <w:szCs w:val="16"/>
                 <w:rtl/>
@@ -6029,7 +5996,7 @@
 </file>
 
 <file path=customXml/itemProps1.xml><?xml version="1.0" encoding="utf-8"?>
-<ds:datastoreItem xmlns:ds="http://schemas.openxmlformats.org/officeDocument/2006/customXml" ds:itemID="{0A7DB37F-660C-4DC0-9E8D-DB5DD7D396B8}">
+<ds:datastoreItem xmlns:ds="http://schemas.openxmlformats.org/officeDocument/2006/customXml" ds:itemID="{12E2E917-4A26-4B6B-A9D5-00ACE29EFCE9}">
   <ds:schemaRefs>
     <ds:schemaRef ds:uri="http://schemas.openxmlformats.org/officeDocument/2006/bibliography"/>
   </ds:schemaRefs>
